--- a/entregas/anexo-2-texto-apresentacao.docx
+++ b/entregas/anexo-2-texto-apresentacao.docx
@@ -2,9 +2,109 @@
 <file path=word/document.xml><?xml version="1.0" encoding="utf-8"?>
 <w:document xmlns:wpc="http://schemas.microsoft.com/office/word/2010/wordprocessingCanvas" xmlns:mo="http://schemas.microsoft.com/office/mac/office/2008/main" xmlns:mc="http://schemas.openxmlformats.org/markup-compatibility/2006" xmlns:mv="urn:schemas-microsoft-com:mac:vml" xmlns:o="urn:schemas-microsoft-com:office:office" xmlns:r="http://schemas.openxmlformats.org/officeDocument/2006/relationships" xmlns:m="http://schemas.openxmlformats.org/officeDocument/2006/math" xmlns:v="urn:schemas-microsoft-com:vml" xmlns:wp14="http://schemas.microsoft.com/office/word/2010/wordprocessingDrawing" xmlns:wp="http://schemas.openxmlformats.org/drawingml/2006/wordprocessingDrawing" xmlns:w10="urn:schemas-microsoft-com:office:word" xmlns:w="http://schemas.openxmlformats.org/wordprocessingml/2006/main" xmlns:w14="http://schemas.microsoft.com/office/word/2010/wordml" xmlns:wpg="http://schemas.microsoft.com/office/word/2010/wordprocessingGroup" xmlns:wpi="http://schemas.microsoft.com/office/word/2010/wordprocessingInk" xmlns:wne="http://schemas.microsoft.com/office/word/2006/wordml" xmlns:wps="http://schemas.microsoft.com/office/word/2010/wordprocessingShape" mc:Ignorable="w14 wp14">
   <w:body>
+    <w:tbl>
+      <w:tblPr>
+        <w:tblW w:type="auto" w:w="0"/>
+        <w:tblLayout w:type="fixed"/>
+        <w:tblLook w:firstColumn="1" w:firstRow="1" w:lastColumn="0" w:lastRow="0" w:noHBand="0" w:noVBand="1" w:val="04A0"/>
+        <w:tblLayout w:type="fixed"/>
+      </w:tblPr>
+      <w:tblGrid>
+        <w:gridCol w:w="5103"/>
+        <w:gridCol w:w="5103"/>
+      </w:tblGrid>
+      <w:tr>
+        <w:tc>
+          <w:tcPr>
+            <w:tcW w:type="dxa" w:w="5102"/>
+            <w:vAlign w:val="center"/>
+          </w:tcPr>
+          <w:p>
+            <w:r>
+              <w:drawing>
+                <wp:inline xmlns:a="http://schemas.openxmlformats.org/drawingml/2006/main" xmlns:pic="http://schemas.openxmlformats.org/drawingml/2006/picture">
+                  <wp:extent cx="2117971" cy="377999"/>
+                  <wp:docPr id="1" name="Picture 1"/>
+                  <wp:cNvGraphicFramePr>
+                    <a:graphicFrameLocks noChangeAspect="1"/>
+                  </wp:cNvGraphicFramePr>
+                  <a:graphic>
+                    <a:graphicData uri="http://schemas.openxmlformats.org/drawingml/2006/picture">
+                      <pic:pic>
+                        <pic:nvPicPr>
+                          <pic:cNvPr id="0" name="logo-unicesumar.png"/>
+                          <pic:cNvPicPr/>
+                        </pic:nvPicPr>
+                        <pic:blipFill>
+                          <a:blip r:embed="rId9"/>
+                          <a:stretch>
+                            <a:fillRect/>
+                          </a:stretch>
+                        </pic:blipFill>
+                        <pic:spPr>
+                          <a:xfrm>
+                            <a:off x="0" y="0"/>
+                            <a:ext cx="2117971" cy="377999"/>
+                          </a:xfrm>
+                          <a:prstGeom prst="rect"/>
+                        </pic:spPr>
+                      </pic:pic>
+                    </a:graphicData>
+                  </a:graphic>
+                </wp:inline>
+              </w:drawing>
+            </w:r>
+          </w:p>
+        </w:tc>
+        <w:tc>
+          <w:tcPr>
+            <w:tcW w:type="dxa" w:w="5102"/>
+          </w:tcPr>
+          <w:p>
+            <w:pPr>
+              <w:jc w:val="right"/>
+            </w:pPr>
+            <w:r>
+              <w:drawing>
+                <wp:inline xmlns:a="http://schemas.openxmlformats.org/drawingml/2006/main" xmlns:pic="http://schemas.openxmlformats.org/drawingml/2006/picture">
+                  <wp:extent cx="705599" cy="705599"/>
+                  <wp:docPr id="2" name="Picture 2"/>
+                  <wp:cNvGraphicFramePr>
+                    <a:graphicFrameLocks noChangeAspect="1"/>
+                  </wp:cNvGraphicFramePr>
+                  <a:graphic>
+                    <a:graphicData uri="http://schemas.openxmlformats.org/drawingml/2006/picture">
+                      <pic:pic>
+                        <pic:nvPicPr>
+                          <pic:cNvPr id="0" name="selo-efeito-rebote.jpg"/>
+                          <pic:cNvPicPr/>
+                        </pic:nvPicPr>
+                        <pic:blipFill>
+                          <a:blip r:embed="rId10"/>
+                          <a:stretch>
+                            <a:fillRect/>
+                          </a:stretch>
+                        </pic:blipFill>
+                        <pic:spPr>
+                          <a:xfrm>
+                            <a:off x="0" y="0"/>
+                            <a:ext cx="705599" cy="705599"/>
+                          </a:xfrm>
+                          <a:prstGeom prst="rect"/>
+                        </pic:spPr>
+                      </pic:pic>
+                    </a:graphicData>
+                  </a:graphic>
+                </wp:inline>
+              </w:drawing>
+            </w:r>
+          </w:p>
+        </w:tc>
+      </w:tr>
+    </w:tbl>
     <w:p>
       <w:pPr>
-        <w:spacing w:after="200"/>
+        <w:spacing w:before="160" w:after="200"/>
         <w:jc w:val="center"/>
       </w:pPr>
       <w:r>

--- a/entregas/anexo-2-texto-apresentacao.docx
+++ b/entregas/anexo-2-texto-apresentacao.docx
@@ -141,7 +141,7 @@
           <w:b w:val="0"/>
           <w:i w:val="0"/>
         </w:rPr>
-        <w:t>O Efeito Rebote é um projeto de extensão do curso de Direito que discute um problema pouco visível: a falta de itens básicos de higiene nas unidades prisionais. A Lei de Execução Penal garante à pessoa presa assistência material e à saúde, mas, na prática, esse cuidado muitas vezes não chega. Quando falta o básico, surgem doenças, aumentam os gastos públicos com atendimentos e escoltas, e o custo acaba recaindo sobre as famílias — o que pode afastá-las das visitas, enfraquecendo um dos vínculos mais importantes para evitar a reincidência.</w:t>
+        <w:t>O Efeito Rebote é um projeto de extensão do curso de Direito que discute um problema pouco visível: a falta de itens básicos de higiene nas unidades prisionais. A Lei de Execução Penal garante à pessoa presa assistência material e à saúde, mas, na prática, esse cuidado muitas vezes não chega. Quando falta o básico, podem surgir doenças e aumentar a demanda por atendimentos e escoltas, e parte do custo acaba recaindo sobre as famílias, o que pode afastá-las das visitas e enfraquecer um dos vínculos mais importantes para evitar a reincidência.</w:t>
       </w:r>
     </w:p>
     <w:p>
@@ -154,7 +154,7 @@
           <w:b w:val="0"/>
           <w:i w:val="0"/>
         </w:rPr>
-        <w:t>É esse ciclo que chamamos de efeito rebote: economizar no que é preventivo sai muito mais caro depois, para o Estado e para toda a sociedade.</w:t>
+        <w:t>É esse ciclo que chamamos de efeito rebote: a hipótese de que economizar no que é preventivo pode gerar demandas maiores depois, para o Estado, para as famílias e para toda a sociedade.</w:t>
       </w:r>
     </w:p>
     <w:p>
